--- a/How to create perfect project in Github.docx
+++ b/How to create perfect project in Github.docx
@@ -14,8 +14,961 @@
         </w:rPr>
         <w:t xml:space="preserve">Here’s a **professional, eye-catching GitHub project showcase** that will impress recruiters and hiring managers. This example includes best practices for **README structure, visuals, and key details** that make your project stand out.  </w:t>
       </w:r>
+    </w:p>
+    <w:p>
+      <w:pPr>
+        <w:rPr>
+          <w:rFonts w:hint="eastAsia"/>
+        </w:rPr>
+      </w:pPr>
+    </w:p>
+    <w:p>
+      <w:pPr>
+        <w:rPr>
+          <w:rFonts w:hint="eastAsia"/>
+        </w:rPr>
+      </w:pPr>
+      <w:r>
+        <w:rPr>
+          <w:rFonts w:hint="eastAsia"/>
+        </w:rPr>
+        <w:t>---</w:t>
+      </w:r>
+    </w:p>
+    <w:p>
+      <w:pPr>
+        <w:rPr>
+          <w:rFonts w:hint="eastAsia"/>
+        </w:rPr>
+      </w:pPr>
+    </w:p>
+    <w:p>
+      <w:pPr>
+        <w:rPr>
+          <w:rFonts w:hint="eastAsia"/>
+          <w:b/>
+          <w:bCs/>
+        </w:rPr>
+      </w:pPr>
+      <w:r>
+        <w:rPr>
+          <w:rFonts w:hint="eastAsia"/>
+          <w:b/>
+          <w:bCs/>
+        </w:rPr>
+        <w:t xml:space="preserve">## **🚀 Project Showcase Example: AI-Powered Resume Analyzer**  </w:t>
+      </w:r>
+    </w:p>
+    <w:p>
+      <w:pPr>
+        <w:rPr>
+          <w:rFonts w:hint="eastAsia"/>
+        </w:rPr>
+      </w:pPr>
+      <w:r>
+        <w:rPr>
+          <w:rFonts w:hint="eastAsia"/>
+        </w:rPr>
+        <w:t xml:space="preserve">*(A well-structured GitHub repository with a polished README.md)*  </w:t>
+      </w:r>
+    </w:p>
+    <w:p>
+      <w:pPr>
+        <w:rPr>
+          <w:rFonts w:hint="eastAsia"/>
+        </w:rPr>
+      </w:pPr>
+    </w:p>
+    <w:p>
+      <w:pPr>
+        <w:rPr>
+          <w:rFonts w:hint="eastAsia"/>
+        </w:rPr>
+      </w:pPr>
+      <w:r>
+        <w:rPr>
+          <w:rFonts w:hint="eastAsia"/>
+        </w:rPr>
+        <w:t xml:space="preserve">### **🔗 Live Demo | 📄 Full Documentation | 🎥 Video Walkthrough**  </w:t>
+      </w:r>
+    </w:p>
+    <w:p>
+      <w:pPr>
+        <w:rPr>
+          <w:rFonts w:hint="eastAsia"/>
+        </w:rPr>
+      </w:pPr>
+      <w:r>
+        <w:rPr>
+          <w:rFonts w:hint="eastAsia"/>
+        </w:rPr>
+        <w:t xml:space="preserve">*(Include these links at the top for quick access.)*  </w:t>
+      </w:r>
+    </w:p>
+    <w:p>
+      <w:pPr>
+        <w:rPr>
+          <w:rFonts w:hint="eastAsia"/>
+        </w:rPr>
+      </w:pPr>
+    </w:p>
+    <w:p>
+      <w:pPr>
+        <w:rPr>
+          <w:rFonts w:hint="eastAsia"/>
+        </w:rPr>
+      </w:pPr>
+      <w:r>
+        <w:rPr>
+          <w:rFonts w:hint="eastAsia"/>
+        </w:rPr>
+        <w:t>---</w:t>
+      </w:r>
+    </w:p>
+    <w:p>
+      <w:pPr>
+        <w:rPr>
+          <w:rFonts w:hint="eastAsia"/>
+        </w:rPr>
+      </w:pPr>
+    </w:p>
+    <w:p>
+      <w:pPr>
+        <w:rPr>
+          <w:rFonts w:hint="eastAsia"/>
+          <w:b/>
+          <w:bCs/>
+        </w:rPr>
+      </w:pPr>
+      <w:r>
+        <w:rPr>
+          <w:rFonts w:hint="eastAsia"/>
+          <w:b/>
+          <w:bCs/>
+        </w:rPr>
+        <w:t xml:space="preserve">## **📌 Table of Contents**  </w:t>
+      </w:r>
+    </w:p>
+    <w:p>
+      <w:pPr>
+        <w:rPr>
+          <w:rFonts w:hint="eastAsia"/>
+        </w:rPr>
+      </w:pPr>
+      <w:r>
+        <w:rPr>
+          <w:rFonts w:hint="eastAsia"/>
+        </w:rPr>
+        <w:t xml:space="preserve">1. [Project Overview](#-project-overview)  </w:t>
+      </w:r>
+    </w:p>
+    <w:p>
+      <w:pPr>
+        <w:rPr>
+          <w:rFonts w:hint="eastAsia"/>
+        </w:rPr>
+      </w:pPr>
+      <w:r>
+        <w:rPr>
+          <w:rFonts w:hint="eastAsia"/>
+        </w:rPr>
+        <w:t xml:space="preserve">2. [Key Features](#-key-features)  </w:t>
+      </w:r>
+    </w:p>
+    <w:p>
+      <w:pPr>
+        <w:rPr>
+          <w:rFonts w:hint="eastAsia"/>
+        </w:rPr>
+      </w:pPr>
+      <w:r>
+        <w:rPr>
+          <w:rFonts w:hint="eastAsia"/>
+        </w:rPr>
+        <w:t xml:space="preserve">3. [Tech Stack](#-tech-stack)  </w:t>
+      </w:r>
+    </w:p>
+    <w:p>
+      <w:pPr>
+        <w:rPr>
+          <w:rFonts w:hint="eastAsia"/>
+        </w:rPr>
+      </w:pPr>
+      <w:r>
+        <w:rPr>
+          <w:rFonts w:hint="eastAsia"/>
+        </w:rPr>
+        <w:t xml:space="preserve">4. [Installation](#-installation)  </w:t>
+      </w:r>
+    </w:p>
+    <w:p>
+      <w:pPr>
+        <w:rPr>
+          <w:rFonts w:hint="eastAsia"/>
+        </w:rPr>
+      </w:pPr>
+      <w:r>
+        <w:rPr>
+          <w:rFonts w:hint="eastAsia"/>
+        </w:rPr>
+        <w:t xml:space="preserve">5. [Usage](#-usage)  </w:t>
+      </w:r>
+    </w:p>
+    <w:p>
+      <w:pPr>
+        <w:rPr>
+          <w:rFonts w:hint="eastAsia"/>
+        </w:rPr>
+      </w:pPr>
+      <w:r>
+        <w:rPr>
+          <w:rFonts w:hint="eastAsia"/>
+        </w:rPr>
+        <w:t xml:space="preserve">6. [Screenshots/Visuals](#-screenshots)  </w:t>
+      </w:r>
+    </w:p>
+    <w:p>
+      <w:pPr>
+        <w:rPr>
+          <w:rFonts w:hint="eastAsia"/>
+        </w:rPr>
+      </w:pPr>
+      <w:r>
+        <w:rPr>
+          <w:rFonts w:hint="eastAsia"/>
+        </w:rPr>
+        <w:t xml:space="preserve">7. [Contributing](#-contributing)  </w:t>
+      </w:r>
+    </w:p>
+    <w:p>
+      <w:pPr>
+        <w:rPr>
+          <w:rFonts w:hint="eastAsia"/>
+        </w:rPr>
+      </w:pPr>
+      <w:r>
+        <w:rPr>
+          <w:rFonts w:hint="eastAsia"/>
+        </w:rPr>
+        <w:t xml:space="preserve">8. [License](#-license)  </w:t>
+      </w:r>
+    </w:p>
+    <w:p>
+      <w:pPr>
+        <w:rPr>
+          <w:rFonts w:hint="eastAsia"/>
+        </w:rPr>
+      </w:pPr>
+    </w:p>
+    <w:p>
+      <w:pPr>
+        <w:rPr>
+          <w:rFonts w:hint="eastAsia"/>
+        </w:rPr>
+      </w:pPr>
+      <w:r>
+        <w:rPr>
+          <w:rFonts w:hint="eastAsia"/>
+        </w:rPr>
+        <w:t>---</w:t>
+      </w:r>
+    </w:p>
+    <w:p>
+      <w:pPr>
+        <w:rPr>
+          <w:rFonts w:hint="eastAsia"/>
+        </w:rPr>
+      </w:pPr>
+    </w:p>
+    <w:p>
+      <w:pPr>
+        <w:rPr>
+          <w:rFonts w:hint="eastAsia"/>
+        </w:rPr>
+      </w:pPr>
+      <w:r>
+        <w:rPr>
+          <w:rFonts w:hint="eastAsia"/>
+          <w:b/>
+          <w:bCs/>
+        </w:rPr>
+        <w:t xml:space="preserve">## **📌 Project Overview** </w:t>
+      </w:r>
+      <w:r>
+        <w:rPr>
+          <w:rFonts w:hint="eastAsia"/>
+        </w:rPr>
+        <w:t xml:space="preserve"> </w:t>
+      </w:r>
+    </w:p>
+    <w:p>
+      <w:pPr>
+        <w:rPr>
+          <w:rFonts w:hint="eastAsia"/>
+        </w:rPr>
+      </w:pPr>
+      <w:r>
+        <w:rPr>
+          <w:rFonts w:hint="eastAsia"/>
+        </w:rPr>
+        <w:t xml:space="preserve">**AI Resume Analyzer** is a **machine learning-powered tool** that scans resumes and provides **personalized feedback** on ATS (Applicant Tracking System) compatibility, skills gap analysis, and job-fit scoring.  </w:t>
+      </w:r>
+    </w:p>
+    <w:p>
+      <w:pPr>
+        <w:rPr>
+          <w:rFonts w:hint="eastAsia"/>
+        </w:rPr>
+      </w:pPr>
+    </w:p>
+    <w:p>
+      <w:pPr>
+        <w:rPr>
+          <w:rFonts w:hint="eastAsia"/>
+        </w:rPr>
+      </w:pPr>
+      <w:r>
+        <w:rPr>
+          <w:rFonts w:hint="eastAsia"/>
+        </w:rPr>
+        <w:t xml:space="preserve">✅ **Problem Solved:** Helps job seekers optimize resumes for better interview chances.  </w:t>
+      </w:r>
+    </w:p>
+    <w:p>
+      <w:pPr>
+        <w:rPr>
+          <w:rFonts w:hint="eastAsia"/>
+        </w:rPr>
+      </w:pPr>
+      <w:r>
+        <w:rPr>
+          <w:rFonts w:hint="eastAsia"/>
+        </w:rPr>
+        <w:t xml:space="preserve">✅ **Impact:** Used by **500+ beta testers** with **85% satisfaction rate**.  </w:t>
+      </w:r>
+    </w:p>
+    <w:p>
+      <w:pPr>
+        <w:rPr>
+          <w:rFonts w:hint="eastAsia"/>
+        </w:rPr>
+      </w:pPr>
+    </w:p>
+    <w:p>
+      <w:pPr>
+        <w:rPr>
+          <w:rFonts w:hint="eastAsia"/>
+        </w:rPr>
+      </w:pPr>
+      <w:r>
+        <w:rPr>
+          <w:rFonts w:hint="eastAsia"/>
+        </w:rPr>
+        <w:t xml:space="preserve">*(Keep it concise but impactful.)*  </w:t>
+      </w:r>
+    </w:p>
+    <w:p>
+      <w:pPr>
+        <w:rPr>
+          <w:rFonts w:hint="eastAsia"/>
+        </w:rPr>
+      </w:pPr>
+    </w:p>
+    <w:p>
+      <w:pPr>
+        <w:rPr>
+          <w:rFonts w:hint="eastAsia"/>
+        </w:rPr>
+      </w:pPr>
+      <w:r>
+        <w:rPr>
+          <w:rFonts w:hint="eastAsia"/>
+        </w:rPr>
+        <w:t>---</w:t>
+      </w:r>
+    </w:p>
+    <w:p>
+      <w:pPr>
+        <w:rPr>
+          <w:rFonts w:hint="eastAsia"/>
+        </w:rPr>
+      </w:pPr>
+    </w:p>
+    <w:p>
+      <w:pPr>
+        <w:rPr>
+          <w:rFonts w:hint="eastAsia"/>
+          <w:b/>
+          <w:bCs/>
+        </w:rPr>
+      </w:pPr>
+      <w:r>
+        <w:rPr>
+          <w:rFonts w:hint="eastAsia"/>
+          <w:b/>
+          <w:bCs/>
+        </w:rPr>
+        <w:t xml:space="preserve">## **✨ Key Features**  </w:t>
+      </w:r>
+    </w:p>
+    <w:p>
+      <w:pPr>
+        <w:rPr>
+          <w:rFonts w:hint="eastAsia"/>
+        </w:rPr>
+      </w:pPr>
+      <w:r>
+        <w:rPr>
+          <w:rFonts w:hint="eastAsia"/>
+        </w:rPr>
+        <w:t xml:space="preserve">✔ **ATS Score Prediction** – Uses NLP to check resume compliance with job descriptions.  </w:t>
+      </w:r>
+    </w:p>
+    <w:p>
+      <w:pPr>
+        <w:rPr>
+          <w:rFonts w:hint="eastAsia"/>
+        </w:rPr>
+      </w:pPr>
+      <w:r>
+        <w:rPr>
+          <w:rFonts w:hint="eastAsia"/>
+        </w:rPr>
+        <w:t xml:space="preserve">✔ **Skills Gap Analysis** – Compares resume skills with target job requirements.  </w:t>
+      </w:r>
+    </w:p>
+    <w:p>
+      <w:pPr>
+        <w:rPr>
+          <w:rFonts w:hint="eastAsia"/>
+        </w:rPr>
+      </w:pPr>
+      <w:r>
+        <w:rPr>
+          <w:rFonts w:hint="eastAsia"/>
+        </w:rPr>
+        <w:t xml:space="preserve">✔ **Real-Time Feedback** – Provides instant suggestions for improvement.  </w:t>
+      </w:r>
+    </w:p>
+    <w:p>
+      <w:pPr>
+        <w:rPr>
+          <w:rFonts w:hint="eastAsia"/>
+        </w:rPr>
+      </w:pPr>
+      <w:r>
+        <w:rPr>
+          <w:rFonts w:hint="eastAsia"/>
+        </w:rPr>
+        <w:t xml:space="preserve">✔ **PDF &amp; DOCX Support** – Works with popular resume formats.  </w:t>
+      </w:r>
+    </w:p>
+    <w:p>
+      <w:pPr>
+        <w:rPr>
+          <w:rFonts w:hint="eastAsia"/>
+        </w:rPr>
+      </w:pPr>
+    </w:p>
+    <w:p>
+      <w:pPr>
+        <w:rPr>
+          <w:rFonts w:hint="eastAsia"/>
+        </w:rPr>
+      </w:pPr>
+      <w:r>
+        <w:rPr>
+          <w:rFonts w:hint="eastAsia"/>
+        </w:rPr>
+        <w:t xml:space="preserve">*(Use bullet points for readability.)*  </w:t>
+      </w:r>
+    </w:p>
+    <w:p>
+      <w:pPr>
+        <w:rPr>
+          <w:rFonts w:hint="eastAsia"/>
+        </w:rPr>
+      </w:pPr>
+    </w:p>
+    <w:p>
+      <w:pPr>
+        <w:rPr>
+          <w:rFonts w:hint="eastAsia"/>
+        </w:rPr>
+      </w:pPr>
+      <w:r>
+        <w:rPr>
+          <w:rFonts w:hint="eastAsia"/>
+        </w:rPr>
+        <w:t>---</w:t>
+      </w:r>
+    </w:p>
+    <w:p>
+      <w:pPr>
+        <w:rPr>
+          <w:rFonts w:hint="eastAsia"/>
+        </w:rPr>
+      </w:pPr>
+    </w:p>
+    <w:p>
+      <w:pPr>
+        <w:rPr>
+          <w:rFonts w:hint="eastAsia"/>
+          <w:b/>
+          <w:bCs/>
+        </w:rPr>
+      </w:pPr>
+      <w:r>
+        <w:rPr>
+          <w:rFonts w:hint="eastAsia"/>
+          <w:b/>
+          <w:bCs/>
+        </w:rPr>
+        <w:t xml:space="preserve">## **🛠 Tech Stack**  </w:t>
+      </w:r>
+    </w:p>
+    <w:p>
+      <w:pPr>
+        <w:rPr>
+          <w:rFonts w:hint="eastAsia"/>
+        </w:rPr>
+      </w:pPr>
+      <w:r>
+        <w:rPr>
+          <w:rFonts w:hint="eastAsia"/>
+        </w:rPr>
+        <w:t xml:space="preserve">| Category       | Technologies Used |  </w:t>
+      </w:r>
+    </w:p>
+    <w:p>
+      <w:pPr>
+        <w:rPr>
+          <w:rFonts w:hint="eastAsia"/>
+        </w:rPr>
+      </w:pPr>
+      <w:r>
+        <w:rPr>
+          <w:rFonts w:hint="eastAsia"/>
+        </w:rPr>
+        <w:t xml:space="preserve">|---------------|------------------|  </w:t>
+      </w:r>
+    </w:p>
+    <w:p>
+      <w:pPr>
+        <w:rPr>
+          <w:rFonts w:hint="eastAsia"/>
+        </w:rPr>
+      </w:pPr>
+      <w:r>
+        <w:rPr>
+          <w:rFonts w:hint="eastAsia"/>
+        </w:rPr>
+        <w:t xml:space="preserve">| **Backend**   | Python (Flask), NLP (spaCy, NLTK) |  </w:t>
+      </w:r>
+    </w:p>
+    <w:p>
+      <w:pPr>
+        <w:rPr>
+          <w:rFonts w:hint="eastAsia"/>
+        </w:rPr>
+      </w:pPr>
+      <w:r>
+        <w:rPr>
+          <w:rFonts w:hint="eastAsia"/>
+        </w:rPr>
+        <w:t xml:space="preserve">| **Frontend**  | React, TailwindCSS |  </w:t>
+      </w:r>
+    </w:p>
+    <w:p>
+      <w:pPr>
+        <w:rPr>
+          <w:rFonts w:hint="eastAsia"/>
+        </w:rPr>
+      </w:pPr>
+      <w:r>
+        <w:rPr>
+          <w:rFonts w:hint="eastAsia"/>
+        </w:rPr>
+        <w:t xml:space="preserve">| **Database**  | PostgreSQL |  </w:t>
+      </w:r>
+    </w:p>
+    <w:p>
+      <w:pPr>
+        <w:rPr>
+          <w:rFonts w:hint="eastAsia"/>
+        </w:rPr>
+      </w:pPr>
+      <w:r>
+        <w:rPr>
+          <w:rFonts w:hint="eastAsia"/>
+        </w:rPr>
+        <w:t xml:space="preserve">| **Deployment**| Docker, AWS EC2 |  </w:t>
+      </w:r>
+    </w:p>
+    <w:p>
+      <w:pPr>
+        <w:rPr>
+          <w:rFonts w:hint="eastAsia"/>
+        </w:rPr>
+      </w:pPr>
+      <w:r>
+        <w:rPr>
+          <w:rFonts w:hint="eastAsia"/>
+        </w:rPr>
+        <w:t xml:space="preserve">| **CI/CD**     | GitHub Actions |  </w:t>
+      </w:r>
+    </w:p>
+    <w:p>
+      <w:pPr>
+        <w:rPr>
+          <w:rFonts w:hint="eastAsia"/>
+        </w:rPr>
+      </w:pPr>
+    </w:p>
+    <w:p>
+      <w:pPr>
+        <w:rPr>
+          <w:rFonts w:hint="eastAsia"/>
+        </w:rPr>
+      </w:pPr>
+      <w:r>
+        <w:rPr>
+          <w:rFonts w:hint="eastAsia"/>
+        </w:rPr>
+        <w:t xml:space="preserve">*(A clean table makes it easy to scan.)*  </w:t>
+      </w:r>
+    </w:p>
+    <w:p>
+      <w:pPr>
+        <w:rPr>
+          <w:rFonts w:hint="eastAsia"/>
+        </w:rPr>
+      </w:pPr>
+    </w:p>
+    <w:p>
+      <w:pPr>
+        <w:rPr>
+          <w:rFonts w:hint="eastAsia"/>
+        </w:rPr>
+      </w:pPr>
+      <w:r>
+        <w:rPr>
+          <w:rFonts w:hint="eastAsia"/>
+        </w:rPr>
+        <w:t>---</w:t>
+      </w:r>
+    </w:p>
+    <w:p>
+      <w:pPr>
+        <w:rPr>
+          <w:rFonts w:hint="eastAsia"/>
+        </w:rPr>
+      </w:pPr>
+    </w:p>
+    <w:p>
+      <w:pPr>
+        <w:rPr>
+          <w:rFonts w:hint="eastAsia"/>
+          <w:b/>
+          <w:bCs/>
+        </w:rPr>
+      </w:pPr>
+      <w:r>
+        <w:rPr>
+          <w:rFonts w:hint="eastAsia"/>
+          <w:b/>
+          <w:bCs/>
+        </w:rPr>
+        <w:t xml:space="preserve">## **📥 Installation**  </w:t>
+      </w:r>
+    </w:p>
+    <w:p>
+      <w:pPr>
+        <w:rPr>
+          <w:rFonts w:hint="eastAsia"/>
+        </w:rPr>
+      </w:pPr>
+      <w:r>
+        <w:rPr>
+          <w:rFonts w:hint="eastAsia"/>
+        </w:rPr>
+        <w:t>```bash</w:t>
+      </w:r>
+    </w:p>
+    <w:p>
+      <w:pPr>
+        <w:rPr>
+          <w:rFonts w:hint="eastAsia"/>
+        </w:rPr>
+      </w:pPr>
+      <w:r>
+        <w:rPr>
+          <w:rFonts w:hint="eastAsia"/>
+        </w:rPr>
+        <w:t xml:space="preserve"># Clone the repo  </w:t>
+      </w:r>
+    </w:p>
+    <w:p>
+      <w:pPr>
+        <w:rPr>
+          <w:rFonts w:hint="eastAsia"/>
+        </w:rPr>
+      </w:pPr>
+      <w:r>
+        <w:rPr>
+          <w:rFonts w:hint="eastAsia"/>
+        </w:rPr>
+        <w:t xml:space="preserve">git clone https://github.com/yourusername/resume-analyzer.git  </w:t>
+      </w:r>
+    </w:p>
+    <w:p>
+      <w:pPr>
+        <w:rPr>
+          <w:rFonts w:hint="eastAsia"/>
+        </w:rPr>
+      </w:pPr>
+    </w:p>
+    <w:p>
+      <w:pPr>
+        <w:rPr>
+          <w:rFonts w:hint="eastAsia"/>
+        </w:rPr>
+      </w:pPr>
+      <w:r>
+        <w:rPr>
+          <w:rFonts w:hint="eastAsia"/>
+        </w:rPr>
+        <w:t xml:space="preserve"># Install dependencies  </w:t>
+      </w:r>
+    </w:p>
+    <w:p>
+      <w:pPr>
+        <w:rPr>
+          <w:rFonts w:hint="eastAsia"/>
+        </w:rPr>
+      </w:pPr>
+      <w:r>
+        <w:rPr>
+          <w:rFonts w:hint="eastAsia"/>
+        </w:rPr>
+        <w:t xml:space="preserve">pip install -r requirements.txt  </w:t>
+      </w:r>
+    </w:p>
+    <w:p>
+      <w:pPr>
+        <w:rPr>
+          <w:rFonts w:hint="eastAsia"/>
+        </w:rPr>
+      </w:pPr>
+    </w:p>
+    <w:p>
+      <w:pPr>
+        <w:rPr>
+          <w:rFonts w:hint="eastAsia"/>
+        </w:rPr>
+      </w:pPr>
+      <w:r>
+        <w:rPr>
+          <w:rFonts w:hint="eastAsia"/>
+        </w:rPr>
+        <w:t xml:space="preserve"># Run the app  </w:t>
+      </w:r>
+    </w:p>
+    <w:p>
+      <w:pPr>
+        <w:rPr>
+          <w:rFonts w:hint="eastAsia"/>
+        </w:rPr>
+      </w:pPr>
+      <w:r>
+        <w:rPr>
+          <w:rFonts w:hint="eastAsia"/>
+        </w:rPr>
+        <w:t xml:space="preserve">python app.py  </w:t>
+      </w:r>
+    </w:p>
+    <w:p>
+      <w:pPr>
+        <w:rPr>
+          <w:rFonts w:hint="eastAsia"/>
+        </w:rPr>
+      </w:pPr>
+      <w:r>
+        <w:rPr>
+          <w:rFonts w:hint="eastAsia"/>
+        </w:rPr>
+        <w:t>```</w:t>
+      </w:r>
+    </w:p>
+    <w:p>
+      <w:pPr>
+        <w:rPr>
+          <w:rFonts w:hint="eastAsia"/>
+        </w:rPr>
+      </w:pPr>
+      <w:r>
+        <w:rPr>
+          <w:rFonts w:hint="eastAsia"/>
+        </w:rPr>
+        <w:t xml:space="preserve">*(Provide clear, copy-paste-friendly commands.)*  </w:t>
+      </w:r>
+    </w:p>
+    <w:p>
+      <w:pPr>
+        <w:rPr>
+          <w:rFonts w:hint="eastAsia"/>
+        </w:rPr>
+      </w:pPr>
+    </w:p>
+    <w:p>
+      <w:pPr>
+        <w:rPr>
+          <w:rFonts w:hint="eastAsia"/>
+        </w:rPr>
+      </w:pPr>
+      <w:r>
+        <w:rPr>
+          <w:rFonts w:hint="eastAsia"/>
+        </w:rPr>
+        <w:t>---</w:t>
+      </w:r>
+    </w:p>
+    <w:p>
+      <w:pPr>
+        <w:rPr>
+          <w:rFonts w:hint="eastAsia"/>
+        </w:rPr>
+      </w:pPr>
+    </w:p>
+    <w:p>
+      <w:pPr>
+        <w:rPr>
+          <w:rFonts w:hint="eastAsia"/>
+          <w:b/>
+          <w:bCs/>
+        </w:rPr>
+      </w:pPr>
+      <w:r>
+        <w:rPr>
+          <w:rFonts w:hint="eastAsia"/>
+          <w:b/>
+          <w:bCs/>
+        </w:rPr>
+        <w:t xml:space="preserve">## **🖼 </w:t>
+      </w:r>
       <w:bookmarkStart w:id="0" w:name="_GoBack"/>
+      <w:r>
+        <w:rPr>
+          <w:rFonts w:hint="eastAsia"/>
+          <w:b/>
+          <w:bCs/>
+        </w:rPr>
+        <w:t>Screenshots &amp; Demo</w:t>
+      </w:r>
       <w:bookmarkEnd w:id="0"/>
+      <w:r>
+        <w:rPr>
+          <w:rFonts w:hint="eastAsia"/>
+          <w:b/>
+          <w:bCs/>
+        </w:rPr>
+        <w:t xml:space="preserve">**  </w:t>
+      </w:r>
+    </w:p>
+    <w:p>
+      <w:pPr>
+        <w:rPr>
+          <w:rFonts w:hint="eastAsia"/>
+        </w:rPr>
+      </w:pPr>
+      <w:r>
+        <w:rPr>
+          <w:rFonts w:hint="eastAsia"/>
+          <w:b/>
+          <w:bCs/>
+        </w:rPr>
+        <w:t>### **📊 Dashboard Preview**</w:t>
+      </w:r>
+      <w:r>
+        <w:rPr>
+          <w:rFonts w:hint="eastAsia"/>
+        </w:rPr>
+        <w:t xml:space="preserve">  </w:t>
+      </w:r>
+    </w:p>
+    <w:p>
+      <w:pPr>
+        <w:rPr>
+          <w:rFonts w:hint="eastAsia"/>
+        </w:rPr>
+      </w:pPr>
+      <w:r>
+        <w:rPr>
+          <w:rFonts w:hint="eastAsia"/>
+        </w:rPr>
+        <w:t xml:space="preserve">![Dashboard](https://via.placeholder.com/800x500?text=Resume+Analyzer+Dashboard)  </w:t>
+      </w:r>
+    </w:p>
+    <w:p>
+      <w:pPr>
+        <w:rPr>
+          <w:rFonts w:hint="eastAsia"/>
+        </w:rPr>
+      </w:pPr>
+    </w:p>
+    <w:p>
+      <w:pPr>
+        <w:rPr>
+          <w:rFonts w:hint="eastAsia"/>
+        </w:rPr>
+      </w:pPr>
+      <w:r>
+        <w:rPr>
+          <w:rFonts w:hint="eastAsia"/>
+          <w:b/>
+          <w:bCs/>
+        </w:rPr>
+        <w:t xml:space="preserve">### **📝 Sample Analysis Report** </w:t>
+      </w:r>
+      <w:r>
+        <w:rPr>
+          <w:rFonts w:hint="eastAsia"/>
+        </w:rPr>
+        <w:t xml:space="preserve"> </w:t>
+      </w:r>
+    </w:p>
+    <w:p>
+      <w:pPr>
+        <w:rPr>
+          <w:rFonts w:hint="eastAsia"/>
+        </w:rPr>
+      </w:pPr>
+      <w:r>
+        <w:rPr>
+          <w:rFonts w:hint="eastAsia"/>
+        </w:rPr>
+        <w:t xml:space="preserve">![Report](https://via.placeholder.com/800x500?text=ATS+Compatibility+Report)  </w:t>
+      </w:r>
+    </w:p>
+    <w:p>
+      <w:pPr>
+        <w:rPr>
+          <w:rFonts w:hint="eastAsia"/>
+        </w:rPr>
+      </w:pPr>
+    </w:p>
+    <w:p>
+      <w:pPr>
+        <w:rPr>
+          <w:rFonts w:hint="eastAsia"/>
+        </w:rPr>
+      </w:pPr>
+      <w:r>
+        <w:rPr>
+          <w:rFonts w:hint="eastAsia"/>
+        </w:rPr>
+        <w:t xml:space="preserve">*(Use real screenshots/GIFs if possible.)*  </w:t>
+      </w:r>
     </w:p>
     <w:p>
       <w:pPr>
@@ -53,897 +1006,16 @@
       <w:r>
         <w:rPr>
           <w:rFonts w:hint="eastAsia"/>
-        </w:rPr>
-        <w:t xml:space="preserve">## **🚀 Project Showcase Example: AI-Powered Resume Analyzer**  </w:t>
-      </w:r>
-    </w:p>
-    <w:p>
-      <w:pPr>
-        <w:rPr>
-          <w:rFonts w:hint="eastAsia"/>
-        </w:rPr>
-      </w:pPr>
-      <w:r>
-        <w:rPr>
-          <w:rFonts w:hint="eastAsia"/>
-        </w:rPr>
-        <w:t xml:space="preserve">*(A well-structured GitHub repository with a polished README.md)*  </w:t>
-      </w:r>
-    </w:p>
-    <w:p>
-      <w:pPr>
-        <w:rPr>
-          <w:rFonts w:hint="eastAsia"/>
-        </w:rPr>
-      </w:pPr>
-    </w:p>
-    <w:p>
-      <w:pPr>
-        <w:rPr>
-          <w:rFonts w:hint="eastAsia"/>
-        </w:rPr>
-      </w:pPr>
-      <w:r>
-        <w:rPr>
-          <w:rFonts w:hint="eastAsia"/>
-        </w:rPr>
-        <w:t xml:space="preserve">### **🔗 Live Demo | 📄 Full Documentation | 🎥 Video Walkthrough**  </w:t>
-      </w:r>
-    </w:p>
-    <w:p>
-      <w:pPr>
-        <w:rPr>
-          <w:rFonts w:hint="eastAsia"/>
-        </w:rPr>
-      </w:pPr>
-      <w:r>
-        <w:rPr>
-          <w:rFonts w:hint="eastAsia"/>
-        </w:rPr>
-        <w:t xml:space="preserve">*(Include these links at the top for quick access.)*  </w:t>
-      </w:r>
-    </w:p>
-    <w:p>
-      <w:pPr>
-        <w:rPr>
-          <w:rFonts w:hint="eastAsia"/>
-        </w:rPr>
-      </w:pPr>
-    </w:p>
-    <w:p>
-      <w:pPr>
-        <w:rPr>
-          <w:rFonts w:hint="eastAsia"/>
-        </w:rPr>
-      </w:pPr>
-      <w:r>
-        <w:rPr>
-          <w:rFonts w:hint="eastAsia"/>
-        </w:rPr>
-        <w:t>---</w:t>
-      </w:r>
-    </w:p>
-    <w:p>
-      <w:pPr>
-        <w:rPr>
-          <w:rFonts w:hint="eastAsia"/>
-        </w:rPr>
-      </w:pPr>
-    </w:p>
-    <w:p>
-      <w:pPr>
-        <w:rPr>
-          <w:rFonts w:hint="eastAsia"/>
-        </w:rPr>
-      </w:pPr>
-      <w:r>
-        <w:rPr>
-          <w:rFonts w:hint="eastAsia"/>
-        </w:rPr>
-        <w:t xml:space="preserve">## **📌 Table of Contents**  </w:t>
-      </w:r>
-    </w:p>
-    <w:p>
-      <w:pPr>
-        <w:rPr>
-          <w:rFonts w:hint="eastAsia"/>
-        </w:rPr>
-      </w:pPr>
-      <w:r>
-        <w:rPr>
-          <w:rFonts w:hint="eastAsia"/>
-        </w:rPr>
-        <w:t xml:space="preserve">1. [Project Overview](#-project-overview)  </w:t>
-      </w:r>
-    </w:p>
-    <w:p>
-      <w:pPr>
-        <w:rPr>
-          <w:rFonts w:hint="eastAsia"/>
-        </w:rPr>
-      </w:pPr>
-      <w:r>
-        <w:rPr>
-          <w:rFonts w:hint="eastAsia"/>
-        </w:rPr>
-        <w:t xml:space="preserve">2. [Key Features](#-key-features)  </w:t>
-      </w:r>
-    </w:p>
-    <w:p>
-      <w:pPr>
-        <w:rPr>
-          <w:rFonts w:hint="eastAsia"/>
-        </w:rPr>
-      </w:pPr>
-      <w:r>
-        <w:rPr>
-          <w:rFonts w:hint="eastAsia"/>
-        </w:rPr>
-        <w:t xml:space="preserve">3. [Tech Stack](#-tech-stack)  </w:t>
-      </w:r>
-    </w:p>
-    <w:p>
-      <w:pPr>
-        <w:rPr>
-          <w:rFonts w:hint="eastAsia"/>
-        </w:rPr>
-      </w:pPr>
-      <w:r>
-        <w:rPr>
-          <w:rFonts w:hint="eastAsia"/>
-        </w:rPr>
-        <w:t xml:space="preserve">4. [Installation](#-installation)  </w:t>
-      </w:r>
-    </w:p>
-    <w:p>
-      <w:pPr>
-        <w:rPr>
-          <w:rFonts w:hint="eastAsia"/>
-        </w:rPr>
-      </w:pPr>
-      <w:r>
-        <w:rPr>
-          <w:rFonts w:hint="eastAsia"/>
-        </w:rPr>
-        <w:t xml:space="preserve">5. [Usage](#-usage)  </w:t>
-      </w:r>
-    </w:p>
-    <w:p>
-      <w:pPr>
-        <w:rPr>
-          <w:rFonts w:hint="eastAsia"/>
-        </w:rPr>
-      </w:pPr>
-      <w:r>
-        <w:rPr>
-          <w:rFonts w:hint="eastAsia"/>
-        </w:rPr>
-        <w:t xml:space="preserve">6. [Screenshots/Visuals](#-screenshots)  </w:t>
-      </w:r>
-    </w:p>
-    <w:p>
-      <w:pPr>
-        <w:rPr>
-          <w:rFonts w:hint="eastAsia"/>
-        </w:rPr>
-      </w:pPr>
-      <w:r>
-        <w:rPr>
-          <w:rFonts w:hint="eastAsia"/>
-        </w:rPr>
-        <w:t xml:space="preserve">7. [Contributing](#-contributing)  </w:t>
-      </w:r>
-    </w:p>
-    <w:p>
-      <w:pPr>
-        <w:rPr>
-          <w:rFonts w:hint="eastAsia"/>
-        </w:rPr>
-      </w:pPr>
-      <w:r>
-        <w:rPr>
-          <w:rFonts w:hint="eastAsia"/>
-        </w:rPr>
-        <w:t xml:space="preserve">8. [License](#-license)  </w:t>
-      </w:r>
-    </w:p>
-    <w:p>
-      <w:pPr>
-        <w:rPr>
-          <w:rFonts w:hint="eastAsia"/>
-        </w:rPr>
-      </w:pPr>
-    </w:p>
-    <w:p>
-      <w:pPr>
-        <w:rPr>
-          <w:rFonts w:hint="eastAsia"/>
-        </w:rPr>
-      </w:pPr>
-      <w:r>
-        <w:rPr>
-          <w:rFonts w:hint="eastAsia"/>
-        </w:rPr>
-        <w:t>---</w:t>
-      </w:r>
-    </w:p>
-    <w:p>
-      <w:pPr>
-        <w:rPr>
-          <w:rFonts w:hint="eastAsia"/>
-        </w:rPr>
-      </w:pPr>
-    </w:p>
-    <w:p>
-      <w:pPr>
-        <w:rPr>
-          <w:rFonts w:hint="eastAsia"/>
-        </w:rPr>
-      </w:pPr>
-      <w:r>
-        <w:rPr>
-          <w:rFonts w:hint="eastAsia"/>
-        </w:rPr>
-        <w:t xml:space="preserve">## **📌 Project Overview**  </w:t>
-      </w:r>
-    </w:p>
-    <w:p>
-      <w:pPr>
-        <w:rPr>
-          <w:rFonts w:hint="eastAsia"/>
-        </w:rPr>
-      </w:pPr>
-      <w:r>
-        <w:rPr>
-          <w:rFonts w:hint="eastAsia"/>
-        </w:rPr>
-        <w:t xml:space="preserve">**AI Resume Analyzer** is a **machine learning-powered tool** that scans resumes and provides **personalized feedback** on ATS (Applicant Tracking System) compatibility, skills gap analysis, and job-fit scoring.  </w:t>
-      </w:r>
-    </w:p>
-    <w:p>
-      <w:pPr>
-        <w:rPr>
-          <w:rFonts w:hint="eastAsia"/>
-        </w:rPr>
-      </w:pPr>
-    </w:p>
-    <w:p>
-      <w:pPr>
-        <w:rPr>
-          <w:rFonts w:hint="eastAsia"/>
-        </w:rPr>
-      </w:pPr>
-      <w:r>
-        <w:rPr>
-          <w:rFonts w:hint="eastAsia"/>
-        </w:rPr>
-        <w:t xml:space="preserve">✅ **Problem Solved:** Helps job seekers optimize resumes for better interview chances.  </w:t>
-      </w:r>
-    </w:p>
-    <w:p>
-      <w:pPr>
-        <w:rPr>
-          <w:rFonts w:hint="eastAsia"/>
-        </w:rPr>
-      </w:pPr>
-      <w:r>
-        <w:rPr>
-          <w:rFonts w:hint="eastAsia"/>
-        </w:rPr>
-        <w:t xml:space="preserve">✅ **Impact:** Used by **500+ beta testers** with **85% satisfaction rate**.  </w:t>
-      </w:r>
-    </w:p>
-    <w:p>
-      <w:pPr>
-        <w:rPr>
-          <w:rFonts w:hint="eastAsia"/>
-        </w:rPr>
-      </w:pPr>
-    </w:p>
-    <w:p>
-      <w:pPr>
-        <w:rPr>
-          <w:rFonts w:hint="eastAsia"/>
-        </w:rPr>
-      </w:pPr>
-      <w:r>
-        <w:rPr>
-          <w:rFonts w:hint="eastAsia"/>
-        </w:rPr>
-        <w:t xml:space="preserve">*(Keep it concise but impactful.)*  </w:t>
-      </w:r>
-    </w:p>
-    <w:p>
-      <w:pPr>
-        <w:rPr>
-          <w:rFonts w:hint="eastAsia"/>
-        </w:rPr>
-      </w:pPr>
-    </w:p>
-    <w:p>
-      <w:pPr>
-        <w:rPr>
-          <w:rFonts w:hint="eastAsia"/>
-        </w:rPr>
-      </w:pPr>
-      <w:r>
-        <w:rPr>
-          <w:rFonts w:hint="eastAsia"/>
-        </w:rPr>
-        <w:t>---</w:t>
-      </w:r>
-    </w:p>
-    <w:p>
-      <w:pPr>
-        <w:rPr>
-          <w:rFonts w:hint="eastAsia"/>
-        </w:rPr>
-      </w:pPr>
-    </w:p>
-    <w:p>
-      <w:pPr>
-        <w:rPr>
-          <w:rFonts w:hint="eastAsia"/>
-        </w:rPr>
-      </w:pPr>
-      <w:r>
-        <w:rPr>
-          <w:rFonts w:hint="eastAsia"/>
-        </w:rPr>
-        <w:t xml:space="preserve">## **✨ Key Features**  </w:t>
-      </w:r>
-    </w:p>
-    <w:p>
-      <w:pPr>
-        <w:rPr>
-          <w:rFonts w:hint="eastAsia"/>
-        </w:rPr>
-      </w:pPr>
-      <w:r>
-        <w:rPr>
-          <w:rFonts w:hint="eastAsia"/>
-        </w:rPr>
-        <w:t xml:space="preserve">✔ **ATS Score Prediction** – Uses NLP to check resume compliance with job descriptions.  </w:t>
-      </w:r>
-    </w:p>
-    <w:p>
-      <w:pPr>
-        <w:rPr>
-          <w:rFonts w:hint="eastAsia"/>
-        </w:rPr>
-      </w:pPr>
-      <w:r>
-        <w:rPr>
-          <w:rFonts w:hint="eastAsia"/>
-        </w:rPr>
-        <w:t xml:space="preserve">✔ **Skills Gap Analysis** – Compares resume skills with target job requirements.  </w:t>
-      </w:r>
-    </w:p>
-    <w:p>
-      <w:pPr>
-        <w:rPr>
-          <w:rFonts w:hint="eastAsia"/>
-        </w:rPr>
-      </w:pPr>
-      <w:r>
-        <w:rPr>
-          <w:rFonts w:hint="eastAsia"/>
-        </w:rPr>
-        <w:t xml:space="preserve">✔ **Real-Time Feedback** – Provides instant suggestions for improvement.  </w:t>
-      </w:r>
-    </w:p>
-    <w:p>
-      <w:pPr>
-        <w:rPr>
-          <w:rFonts w:hint="eastAsia"/>
-        </w:rPr>
-      </w:pPr>
-      <w:r>
-        <w:rPr>
-          <w:rFonts w:hint="eastAsia"/>
-        </w:rPr>
-        <w:t xml:space="preserve">✔ **PDF &amp; DOCX Support** – Works with popular resume formats.  </w:t>
-      </w:r>
-    </w:p>
-    <w:p>
-      <w:pPr>
-        <w:rPr>
-          <w:rFonts w:hint="eastAsia"/>
-        </w:rPr>
-      </w:pPr>
-    </w:p>
-    <w:p>
-      <w:pPr>
-        <w:rPr>
-          <w:rFonts w:hint="eastAsia"/>
-        </w:rPr>
-      </w:pPr>
-      <w:r>
-        <w:rPr>
-          <w:rFonts w:hint="eastAsia"/>
-        </w:rPr>
-        <w:t xml:space="preserve">*(Use bullet points for readability.)*  </w:t>
-      </w:r>
-    </w:p>
-    <w:p>
-      <w:pPr>
-        <w:rPr>
-          <w:rFonts w:hint="eastAsia"/>
-        </w:rPr>
-      </w:pPr>
-    </w:p>
-    <w:p>
-      <w:pPr>
-        <w:rPr>
-          <w:rFonts w:hint="eastAsia"/>
-        </w:rPr>
-      </w:pPr>
-      <w:r>
-        <w:rPr>
-          <w:rFonts w:hint="eastAsia"/>
-        </w:rPr>
-        <w:t>---</w:t>
-      </w:r>
-    </w:p>
-    <w:p>
-      <w:pPr>
-        <w:rPr>
-          <w:rFonts w:hint="eastAsia"/>
-        </w:rPr>
-      </w:pPr>
-    </w:p>
-    <w:p>
-      <w:pPr>
-        <w:rPr>
-          <w:rFonts w:hint="eastAsia"/>
-        </w:rPr>
-      </w:pPr>
-      <w:r>
-        <w:rPr>
-          <w:rFonts w:hint="eastAsia"/>
-        </w:rPr>
-        <w:t xml:space="preserve">## **🛠 Tech Stack**  </w:t>
-      </w:r>
-    </w:p>
-    <w:p>
-      <w:pPr>
-        <w:rPr>
-          <w:rFonts w:hint="eastAsia"/>
-        </w:rPr>
-      </w:pPr>
-      <w:r>
-        <w:rPr>
-          <w:rFonts w:hint="eastAsia"/>
-        </w:rPr>
-        <w:t xml:space="preserve">| Category       | Technologies Used |  </w:t>
-      </w:r>
-    </w:p>
-    <w:p>
-      <w:pPr>
-        <w:rPr>
-          <w:rFonts w:hint="eastAsia"/>
-        </w:rPr>
-      </w:pPr>
-      <w:r>
-        <w:rPr>
-          <w:rFonts w:hint="eastAsia"/>
-        </w:rPr>
-        <w:t xml:space="preserve">|---------------|------------------|  </w:t>
-      </w:r>
-    </w:p>
-    <w:p>
-      <w:pPr>
-        <w:rPr>
-          <w:rFonts w:hint="eastAsia"/>
-        </w:rPr>
-      </w:pPr>
-      <w:r>
-        <w:rPr>
-          <w:rFonts w:hint="eastAsia"/>
-        </w:rPr>
-        <w:t xml:space="preserve">| **Backend**   | Python (Flask), NLP (spaCy, NLTK) |  </w:t>
-      </w:r>
-    </w:p>
-    <w:p>
-      <w:pPr>
-        <w:rPr>
-          <w:rFonts w:hint="eastAsia"/>
-        </w:rPr>
-      </w:pPr>
-      <w:r>
-        <w:rPr>
-          <w:rFonts w:hint="eastAsia"/>
-        </w:rPr>
-        <w:t xml:space="preserve">| **Frontend**  | React, TailwindCSS |  </w:t>
-      </w:r>
-    </w:p>
-    <w:p>
-      <w:pPr>
-        <w:rPr>
-          <w:rFonts w:hint="eastAsia"/>
-        </w:rPr>
-      </w:pPr>
-      <w:r>
-        <w:rPr>
-          <w:rFonts w:hint="eastAsia"/>
-        </w:rPr>
-        <w:t xml:space="preserve">| **Database**  | PostgreSQL |  </w:t>
-      </w:r>
-    </w:p>
-    <w:p>
-      <w:pPr>
-        <w:rPr>
-          <w:rFonts w:hint="eastAsia"/>
-        </w:rPr>
-      </w:pPr>
-      <w:r>
-        <w:rPr>
-          <w:rFonts w:hint="eastAsia"/>
-        </w:rPr>
-        <w:t xml:space="preserve">| **Deployment**| Docker, AWS EC2 |  </w:t>
-      </w:r>
-    </w:p>
-    <w:p>
-      <w:pPr>
-        <w:rPr>
-          <w:rFonts w:hint="eastAsia"/>
-        </w:rPr>
-      </w:pPr>
-      <w:r>
-        <w:rPr>
-          <w:rFonts w:hint="eastAsia"/>
-        </w:rPr>
-        <w:t xml:space="preserve">| **CI/CD**     | GitHub Actions |  </w:t>
-      </w:r>
-    </w:p>
-    <w:p>
-      <w:pPr>
-        <w:rPr>
-          <w:rFonts w:hint="eastAsia"/>
-        </w:rPr>
-      </w:pPr>
-    </w:p>
-    <w:p>
-      <w:pPr>
-        <w:rPr>
-          <w:rFonts w:hint="eastAsia"/>
-        </w:rPr>
-      </w:pPr>
-      <w:r>
-        <w:rPr>
-          <w:rFonts w:hint="eastAsia"/>
-        </w:rPr>
-        <w:t xml:space="preserve">*(A clean table makes it easy to scan.)*  </w:t>
-      </w:r>
-    </w:p>
-    <w:p>
-      <w:pPr>
-        <w:rPr>
-          <w:rFonts w:hint="eastAsia"/>
-        </w:rPr>
-      </w:pPr>
-    </w:p>
-    <w:p>
-      <w:pPr>
-        <w:rPr>
-          <w:rFonts w:hint="eastAsia"/>
-        </w:rPr>
-      </w:pPr>
-      <w:r>
-        <w:rPr>
-          <w:rFonts w:hint="eastAsia"/>
-        </w:rPr>
-        <w:t>---</w:t>
-      </w:r>
-    </w:p>
-    <w:p>
-      <w:pPr>
-        <w:rPr>
-          <w:rFonts w:hint="eastAsia"/>
-        </w:rPr>
-      </w:pPr>
-    </w:p>
-    <w:p>
-      <w:pPr>
-        <w:rPr>
-          <w:rFonts w:hint="eastAsia"/>
-        </w:rPr>
-      </w:pPr>
-      <w:r>
-        <w:rPr>
-          <w:rFonts w:hint="eastAsia"/>
-        </w:rPr>
-        <w:t xml:space="preserve">## **📥 Installation**  </w:t>
-      </w:r>
-    </w:p>
-    <w:p>
-      <w:pPr>
-        <w:rPr>
-          <w:rFonts w:hint="eastAsia"/>
-        </w:rPr>
-      </w:pPr>
-      <w:r>
-        <w:rPr>
-          <w:rFonts w:hint="eastAsia"/>
-        </w:rPr>
-        <w:t>```bash</w:t>
-      </w:r>
-    </w:p>
-    <w:p>
-      <w:pPr>
-        <w:rPr>
-          <w:rFonts w:hint="eastAsia"/>
-        </w:rPr>
-      </w:pPr>
-      <w:r>
-        <w:rPr>
-          <w:rFonts w:hint="eastAsia"/>
-        </w:rPr>
-        <w:t xml:space="preserve"># Clone the repo  </w:t>
-      </w:r>
-    </w:p>
-    <w:p>
-      <w:pPr>
-        <w:rPr>
-          <w:rFonts w:hint="eastAsia"/>
-        </w:rPr>
-      </w:pPr>
-      <w:r>
-        <w:rPr>
-          <w:rFonts w:hint="eastAsia"/>
-        </w:rPr>
-        <w:t xml:space="preserve">git clone https://github.com/yourusername/resume-analyzer.git  </w:t>
-      </w:r>
-    </w:p>
-    <w:p>
-      <w:pPr>
-        <w:rPr>
-          <w:rFonts w:hint="eastAsia"/>
-        </w:rPr>
-      </w:pPr>
-    </w:p>
-    <w:p>
-      <w:pPr>
-        <w:rPr>
-          <w:rFonts w:hint="eastAsia"/>
-        </w:rPr>
-      </w:pPr>
-      <w:r>
-        <w:rPr>
-          <w:rFonts w:hint="eastAsia"/>
-        </w:rPr>
-        <w:t xml:space="preserve"># Install dependencies  </w:t>
-      </w:r>
-    </w:p>
-    <w:p>
-      <w:pPr>
-        <w:rPr>
-          <w:rFonts w:hint="eastAsia"/>
-        </w:rPr>
-      </w:pPr>
-      <w:r>
-        <w:rPr>
-          <w:rFonts w:hint="eastAsia"/>
-        </w:rPr>
-        <w:t xml:space="preserve">pip install -r requirements.txt  </w:t>
-      </w:r>
-    </w:p>
-    <w:p>
-      <w:pPr>
-        <w:rPr>
-          <w:rFonts w:hint="eastAsia"/>
-        </w:rPr>
-      </w:pPr>
-    </w:p>
-    <w:p>
-      <w:pPr>
-        <w:rPr>
-          <w:rFonts w:hint="eastAsia"/>
-        </w:rPr>
-      </w:pPr>
-      <w:r>
-        <w:rPr>
-          <w:rFonts w:hint="eastAsia"/>
-        </w:rPr>
-        <w:t xml:space="preserve"># Run the app  </w:t>
-      </w:r>
-    </w:p>
-    <w:p>
-      <w:pPr>
-        <w:rPr>
-          <w:rFonts w:hint="eastAsia"/>
-        </w:rPr>
-      </w:pPr>
-      <w:r>
-        <w:rPr>
-          <w:rFonts w:hint="eastAsia"/>
-        </w:rPr>
-        <w:t xml:space="preserve">python app.py  </w:t>
-      </w:r>
-    </w:p>
-    <w:p>
-      <w:pPr>
-        <w:rPr>
-          <w:rFonts w:hint="eastAsia"/>
-        </w:rPr>
-      </w:pPr>
-      <w:r>
-        <w:rPr>
-          <w:rFonts w:hint="eastAsia"/>
-        </w:rPr>
-        <w:t>```</w:t>
-      </w:r>
-    </w:p>
-    <w:p>
-      <w:pPr>
-        <w:rPr>
-          <w:rFonts w:hint="eastAsia"/>
-        </w:rPr>
-      </w:pPr>
-      <w:r>
-        <w:rPr>
-          <w:rFonts w:hint="eastAsia"/>
-        </w:rPr>
-        <w:t xml:space="preserve">*(Provide clear, copy-paste-friendly commands.)*  </w:t>
-      </w:r>
-    </w:p>
-    <w:p>
-      <w:pPr>
-        <w:rPr>
-          <w:rFonts w:hint="eastAsia"/>
-        </w:rPr>
-      </w:pPr>
-    </w:p>
-    <w:p>
-      <w:pPr>
-        <w:rPr>
-          <w:rFonts w:hint="eastAsia"/>
-        </w:rPr>
-      </w:pPr>
-      <w:r>
-        <w:rPr>
-          <w:rFonts w:hint="eastAsia"/>
-        </w:rPr>
-        <w:t>---</w:t>
-      </w:r>
-    </w:p>
-    <w:p>
-      <w:pPr>
-        <w:rPr>
-          <w:rFonts w:hint="eastAsia"/>
-        </w:rPr>
-      </w:pPr>
-    </w:p>
-    <w:p>
-      <w:pPr>
-        <w:rPr>
-          <w:rFonts w:hint="eastAsia"/>
-        </w:rPr>
-      </w:pPr>
-      <w:r>
-        <w:rPr>
-          <w:rFonts w:hint="eastAsia"/>
-        </w:rPr>
-        <w:t xml:space="preserve">## **🖼 Screenshots &amp; Demo**  </w:t>
-      </w:r>
-    </w:p>
-    <w:p>
-      <w:pPr>
-        <w:rPr>
-          <w:rFonts w:hint="eastAsia"/>
-        </w:rPr>
-      </w:pPr>
-      <w:r>
-        <w:rPr>
-          <w:rFonts w:hint="eastAsia"/>
-        </w:rPr>
-        <w:t xml:space="preserve">### **📊 Dashboard Preview**  </w:t>
-      </w:r>
-    </w:p>
-    <w:p>
-      <w:pPr>
-        <w:rPr>
-          <w:rFonts w:hint="eastAsia"/>
-        </w:rPr>
-      </w:pPr>
-      <w:r>
-        <w:rPr>
-          <w:rFonts w:hint="eastAsia"/>
-        </w:rPr>
-        <w:t xml:space="preserve">![Dashboard](https://via.placeholder.com/800x500?text=Resume+Analyzer+Dashboard)  </w:t>
-      </w:r>
-    </w:p>
-    <w:p>
-      <w:pPr>
-        <w:rPr>
-          <w:rFonts w:hint="eastAsia"/>
-        </w:rPr>
-      </w:pPr>
-    </w:p>
-    <w:p>
-      <w:pPr>
-        <w:rPr>
-          <w:rFonts w:hint="eastAsia"/>
-        </w:rPr>
-      </w:pPr>
-      <w:r>
-        <w:rPr>
-          <w:rFonts w:hint="eastAsia"/>
-        </w:rPr>
-        <w:t xml:space="preserve">### **📝 Sample Analysis Report**  </w:t>
-      </w:r>
-    </w:p>
-    <w:p>
-      <w:pPr>
-        <w:rPr>
-          <w:rFonts w:hint="eastAsia"/>
-        </w:rPr>
-      </w:pPr>
-      <w:r>
-        <w:rPr>
-          <w:rFonts w:hint="eastAsia"/>
-        </w:rPr>
-        <w:t xml:space="preserve">![Report](https://via.placeholder.com/800x500?text=ATS+Compatibility+Report)  </w:t>
-      </w:r>
-    </w:p>
-    <w:p>
-      <w:pPr>
-        <w:rPr>
-          <w:rFonts w:hint="eastAsia"/>
-        </w:rPr>
-      </w:pPr>
-    </w:p>
-    <w:p>
-      <w:pPr>
-        <w:rPr>
-          <w:rFonts w:hint="eastAsia"/>
-        </w:rPr>
-      </w:pPr>
-      <w:r>
-        <w:rPr>
-          <w:rFonts w:hint="eastAsia"/>
-        </w:rPr>
-        <w:t xml:space="preserve">*(Use real screenshots/GIFs if possible.)*  </w:t>
-      </w:r>
-    </w:p>
-    <w:p>
-      <w:pPr>
-        <w:rPr>
-          <w:rFonts w:hint="eastAsia"/>
-        </w:rPr>
-      </w:pPr>
-    </w:p>
-    <w:p>
-      <w:pPr>
-        <w:rPr>
-          <w:rFonts w:hint="eastAsia"/>
-        </w:rPr>
-      </w:pPr>
-      <w:r>
-        <w:rPr>
-          <w:rFonts w:hint="eastAsia"/>
-        </w:rPr>
-        <w:t>---</w:t>
-      </w:r>
-    </w:p>
-    <w:p>
-      <w:pPr>
-        <w:rPr>
-          <w:rFonts w:hint="eastAsia"/>
-        </w:rPr>
-      </w:pPr>
-    </w:p>
-    <w:p>
-      <w:pPr>
-        <w:rPr>
-          <w:rFonts w:hint="eastAsia"/>
-        </w:rPr>
-      </w:pPr>
-      <w:r>
-        <w:rPr>
-          <w:rFonts w:hint="eastAsia"/>
-        </w:rPr>
-        <w:t xml:space="preserve">## **📈 Metrics &amp; Impact**  </w:t>
+          <w:b/>
+          <w:bCs/>
+        </w:rPr>
+        <w:t xml:space="preserve">## **📈 Metrics &amp; Impact** </w:t>
+      </w:r>
+      <w:r>
+        <w:rPr>
+          <w:rFonts w:hint="eastAsia"/>
+        </w:rPr>
+        <w:t xml:space="preserve"> </w:t>
       </w:r>
     </w:p>
     <w:p>
@@ -1578,7 +1650,7 @@
     <w:lsdException w:unhideWhenUsed="0" w:uiPriority="0" w:semiHidden="0" w:name="HTML Sample"/>
     <w:lsdException w:unhideWhenUsed="0" w:uiPriority="0" w:semiHidden="0" w:name="HTML Typewriter"/>
     <w:lsdException w:unhideWhenUsed="0" w:uiPriority="0" w:semiHidden="0" w:name="HTML Variable"/>
-    <w:lsdException w:unhideWhenUsed="0" w:uiPriority="0" w:name="Normal Table"/>
+    <w:lsdException w:qFormat="1" w:unhideWhenUsed="0" w:uiPriority="0" w:name="Normal Table"/>
     <w:lsdException w:unhideWhenUsed="0" w:uiPriority="0" w:semiHidden="0" w:name="annotation subject"/>
     <w:lsdException w:unhideWhenUsed="0" w:uiPriority="0" w:semiHidden="0" w:name="Table Simple 1"/>
     <w:lsdException w:unhideWhenUsed="0" w:uiPriority="0" w:semiHidden="0" w:name="Table Simple 2"/>
@@ -1748,6 +1820,7 @@
   <w:style w:type="table" w:default="1" w:styleId="2">
     <w:name w:val="Normal Table"/>
     <w:semiHidden/>
+    <w:qFormat/>
     <w:uiPriority w:val="0"/>
     <w:tblPr>
       <w:tblCellMar>
